--- a/docs/CodeEvaluationRubric-DesignGuidelines.docx
+++ b/docs/CodeEvaluationRubric-DesignGuidelines.docx
@@ -316,7 +316,7 @@
           <w:bCs w:val="1"/>
           <w:rtl w:val="0"/>
         </w:rPr>
-        <w:t xml:space="preserve">Function Design</w:t>
+        <w:t xml:space="preserve">Import Policy (Sibling Modules and Shared State)</w:t>
       </w:r>
     </w:p>
     <w:p>
@@ -341,7 +341,7 @@
         <w:rPr>
           <w:rtl w:val="0"/>
         </w:rPr>
-        <w:t xml:space="preserve">Functions should have a single primary responsibility.</w:t>
+        <w:t xml:space="preserve">Use relative imports for modules within the same package.</w:t>
       </w:r>
     </w:p>
     <w:p>
@@ -356,7 +356,7 @@
         <w:rPr>
           <w:rtl w:val="0"/>
         </w:rPr>
-        <w:t xml:space="preserve">Functions should be Pythonic, readable, and free of common code smells.</w:t>
+        <w:t xml:space="preserve">When accessing or mutating shared runtime state, import the module itself (e.g., from . import context) and read attributes from the module namespace at use time. This preserves semantic correctness by ensuring the current value is observed and avoiding stale bindings.</w:t>
       </w:r>
     </w:p>
     <w:p>
@@ -371,7 +371,7 @@
         <w:rPr>
           <w:rtl w:val="0"/>
         </w:rPr>
-        <w:t xml:space="preserve">Functions should be efficient for their intended use, avoiding unnecessary work, while prioritizing readability and correctness over premature optimization.</w:t>
+        <w:t xml:space="preserve">Import names directly (e.g., from .auth import fetch_access_token_header) for functions, classes, type aliases, and semantically constant values that are not expected to be rebound.</w:t>
       </w:r>
     </w:p>
     <w:p>
@@ -381,15 +381,12 @@
           <w:numId w:val="2"/>
         </w:numPr>
         <w:ind w:left="720" w:hanging="360"/>
-        <w:rPr>
-          <w:u w:val="none"/>
-        </w:rPr>
-      </w:pPr>
-      <w:r>
-        <w:rPr>
-          <w:rtl w:val="0"/>
-        </w:rPr>
-        <w:t xml:space="preserve">Functions must read clearly, behave predictably, and their documentation must match their actual behavior.</w:t>
+      </w:pPr>
+      <w:r>
+        <w:rPr>
+          <w:rtl w:val="0"/>
+        </w:rPr>
+        <w:t xml:space="preserve">Do not import mutable module variables directly (e.g., from .context import hostname). Direct name imports of mutable module state create local bindings that will not reflect subsequent updates to the module attribute.</w:t>
       </w:r>
     </w:p>
     <w:p>
@@ -404,7 +401,7 @@
         <w:rPr>
           <w:rtl w:val="0"/>
         </w:rPr>
-        <w:t xml:space="preserve">Input normalization should generally be separated from core processing logic, unless separation would meaningfully harm clarity or performance.</w:t>
+        <w:t xml:space="preserve">Prefer explicit imports over wildcard imports.</w:t>
       </w:r>
     </w:p>
     <w:p>
@@ -419,7 +416,7 @@
         <w:rPr>
           <w:rtl w:val="0"/>
         </w:rPr>
-        <w:t xml:space="preserve">Parameter Ordering:</w:t>
+        <w:t xml:space="preserve">Keep imports at module scope unless a local import is required to:</w:t>
       </w:r>
     </w:p>
     <w:p>
@@ -434,82 +431,37 @@
         <w:rPr>
           <w:rtl w:val="0"/>
         </w:rPr>
-        <w:t xml:space="preserve">Function parameters should be ordered to reflect the conceptual structure of the API rather than incidental implementation details. Parameters should generally be declared in the following order:</w:t>
-      </w:r>
-    </w:p>
-    <w:p>
-      <w:pPr>
-        <w:numPr>
-          <w:ilvl w:val="2"/>
+        <w:t xml:space="preserve">Avoid a circular dependency</w:t>
+      </w:r>
+    </w:p>
+    <w:p>
+      <w:pPr>
+        <w:numPr>
+          <w:ilvl w:val="1"/>
           <w:numId w:val="2"/>
         </w:numPr>
-        <w:ind w:left="2160" w:hanging="360"/>
-      </w:pPr>
-      <w:r>
-        <w:rPr>
-          <w:rtl w:val="0"/>
-        </w:rPr>
-        <w:t xml:space="preserve">Primary subject: the main object, entity, or resource the function conceptually acts upon.</w:t>
-      </w:r>
-    </w:p>
-    <w:p>
-      <w:pPr>
-        <w:numPr>
-          <w:ilvl w:val="2"/>
+        <w:ind w:left="1440" w:hanging="360"/>
+      </w:pPr>
+      <w:r>
+        <w:rPr>
+          <w:rtl w:val="0"/>
+        </w:rPr>
+        <w:t xml:space="preserve">Reduce import-time side effects</w:t>
+      </w:r>
+    </w:p>
+    <w:p>
+      <w:pPr>
+        <w:numPr>
+          <w:ilvl w:val="1"/>
           <w:numId w:val="2"/>
         </w:numPr>
-        <w:ind w:left="2160" w:hanging="360"/>
-      </w:pPr>
-      <w:r>
-        <w:rPr>
-          <w:rtl w:val="0"/>
-        </w:rPr>
-        <w:t xml:space="preserve">Data being operated on: additional inputs that represent the information to be processed.</w:t>
-      </w:r>
-    </w:p>
-    <w:p>
-      <w:pPr>
-        <w:numPr>
-          <w:ilvl w:val="2"/>
-          <w:numId w:val="2"/>
-        </w:numPr>
-        <w:ind w:left="2160" w:hanging="360"/>
-      </w:pPr>
-      <w:r>
-        <w:rPr>
-          <w:rtl w:val="0"/>
-        </w:rPr>
-        <w:t xml:space="preserve">Configuration: flags, options, or settings that influence behavior.</w:t>
-      </w:r>
-    </w:p>
-    <w:p>
-      <w:pPr>
-        <w:numPr>
-          <w:ilvl w:val="2"/>
-          <w:numId w:val="2"/>
-        </w:numPr>
-        <w:ind w:left="2160" w:hanging="360"/>
-      </w:pPr>
-      <w:r>
-        <w:rPr>
-          <w:rtl w:val="0"/>
-        </w:rPr>
-        <w:t xml:space="preserve">Optional collaborators: auxiliary components such as loggers, callbacks, hooks, or observers.</w:t>
-      </w:r>
-    </w:p>
-    <w:p>
-      <w:pPr>
-        <w:numPr>
-          <w:ilvl w:val="1"/>
-          <w:numId w:val="2"/>
-        </w:numPr>
-        <w:ind w:left="1440" w:hanging="360"/>
-      </w:pPr>
-      <w:r>
-        <w:rPr>
-          <w:rtl w:val="0"/>
-        </w:rPr>
-        <w:t xml:space="preserve">This ordering should make the function's intent clearer at the call site and support more natural use of positional arguments while keeping optional or infrastructural concerns toward the end of the signature.</w:t>
+        <w:ind w:left="1440" w:hanging="360"/>
+      </w:pPr>
+      <w:r>
+        <w:rPr>
+          <w:rtl w:val="0"/>
+        </w:rPr>
+        <w:t xml:space="preserve">Defer an expensive or optional dependency</w:t>
       </w:r>
     </w:p>
     <w:p>
@@ -522,32 +474,459 @@
       </w:pPr>
       <w:r>
         <w:rPr>
-          <w:rtl w:val="0"/>
-        </w:rPr>
-        <w:t xml:space="preserve">Avoid reassigning function parameters unless the function is very short and the intent is immediately obvious; instead, use local variables for transformations or intermediate values.</w:t>
-      </w:r>
-    </w:p>
-    <w:p>
-      <w:pPr>
-        <w:rPr/>
-      </w:pPr>
-      <w:r>
-        <w:rPr>
-          <w:rtl w:val="0"/>
-        </w:rPr>
-      </w:r>
-    </w:p>
-    <w:p>
-      <w:pPr>
-        <w:rPr>
           <w:b w:val="1"/>
           <w:bCs w:val="1"/>
-        </w:rPr>
-      </w:pPr>
-      <w:r>
+          <w:rtl w:val="0"/>
+        </w:rPr>
+        <w:t xml:space="preserve">Evaluator Heuristic:</w:t>
+      </w:r>
+      <w:r>
+        <w:rPr>
+          <w:rtl w:val="0"/>
+        </w:rPr>
+        <w:t xml:space="preserve"> If a value is intended to reflect shared, evolving module state, importing the module and accessing the attribute dynamically is the correct semantic model. If importing a name would make the binding incorrect after mutation, the import form is a design flaw.</w:t>
+      </w:r>
+    </w:p>
+    <w:p>
+      <w:pPr>
         <w:rPr>
           <w:b w:val="1"/>
           <w:bCs w:val="1"/>
+        </w:rPr>
+      </w:pPr>
+      <w:r>
+        <w:rPr>
+          <w:rtl w:val="0"/>
+        </w:rPr>
+      </w:r>
+    </w:p>
+    <w:p>
+      <w:pPr>
+        <w:rPr>
+          <w:b w:val="1"/>
+          <w:bCs w:val="1"/>
+        </w:rPr>
+      </w:pPr>
+      <w:r>
+        <w:rPr>
+          <w:b w:val="1"/>
+          <w:bCs w:val="1"/>
+          <w:rtl w:val="0"/>
+        </w:rPr>
+        <w:t xml:space="preserve">Function Design</w:t>
+      </w:r>
+    </w:p>
+    <w:p>
+      <w:pPr>
+        <w:rPr/>
+      </w:pPr>
+      <w:r>
+        <w:rPr>
+          <w:rtl w:val="0"/>
+        </w:rPr>
+      </w:r>
+    </w:p>
+    <w:p>
+      <w:pPr>
+        <w:numPr>
+          <w:ilvl w:val="0"/>
+          <w:numId w:val="2"/>
+        </w:numPr>
+        <w:ind w:left="720" w:hanging="360"/>
+      </w:pPr>
+      <w:r>
+        <w:rPr>
+          <w:rtl w:val="0"/>
+        </w:rPr>
+        <w:t xml:space="preserve">Functions should have a single primary responsibility.</w:t>
+      </w:r>
+    </w:p>
+    <w:p>
+      <w:pPr>
+        <w:numPr>
+          <w:ilvl w:val="0"/>
+          <w:numId w:val="2"/>
+        </w:numPr>
+        <w:ind w:left="720" w:hanging="360"/>
+      </w:pPr>
+      <w:r>
+        <w:rPr>
+          <w:rtl w:val="0"/>
+        </w:rPr>
+        <w:t xml:space="preserve">Functions should be Pythonic, readable, and free of common code smells.</w:t>
+      </w:r>
+    </w:p>
+    <w:p>
+      <w:pPr>
+        <w:numPr>
+          <w:ilvl w:val="0"/>
+          <w:numId w:val="2"/>
+        </w:numPr>
+        <w:ind w:left="720" w:hanging="360"/>
+      </w:pPr>
+      <w:r>
+        <w:rPr>
+          <w:rtl w:val="0"/>
+        </w:rPr>
+        <w:t xml:space="preserve">Functions should be efficient for their intended use, avoiding unnecessary work, while prioritizing readability and correctness over premature optimization.</w:t>
+      </w:r>
+    </w:p>
+    <w:p>
+      <w:pPr>
+        <w:numPr>
+          <w:ilvl w:val="0"/>
+          <w:numId w:val="2"/>
+        </w:numPr>
+        <w:ind w:left="720" w:hanging="360"/>
+        <w:rPr>
+          <w:u w:val="none"/>
+        </w:rPr>
+      </w:pPr>
+      <w:r>
+        <w:rPr>
+          <w:rtl w:val="0"/>
+        </w:rPr>
+        <w:t xml:space="preserve">Functions must read clearly, behave predictably, and their documentation must match their actual behavior.</w:t>
+      </w:r>
+    </w:p>
+    <w:p>
+      <w:pPr>
+        <w:numPr>
+          <w:ilvl w:val="0"/>
+          <w:numId w:val="2"/>
+        </w:numPr>
+        <w:ind w:left="720" w:hanging="360"/>
+      </w:pPr>
+      <w:r>
+        <w:rPr>
+          <w:rtl w:val="0"/>
+        </w:rPr>
+        <w:t xml:space="preserve">Input normalization should generally be separated from core processing logic, unless separation would meaningfully harm clarity or performance.</w:t>
+      </w:r>
+    </w:p>
+    <w:p>
+      <w:pPr>
+        <w:numPr>
+          <w:ilvl w:val="0"/>
+          <w:numId w:val="2"/>
+        </w:numPr>
+        <w:ind w:left="720" w:hanging="360"/>
+      </w:pPr>
+      <w:r>
+        <w:rPr>
+          <w:rtl w:val="0"/>
+        </w:rPr>
+        <w:t xml:space="preserve">Parameter Ordering:</w:t>
+      </w:r>
+    </w:p>
+    <w:p>
+      <w:pPr>
+        <w:numPr>
+          <w:ilvl w:val="1"/>
+          <w:numId w:val="2"/>
+        </w:numPr>
+        <w:ind w:left="1440" w:hanging="360"/>
+      </w:pPr>
+      <w:r>
+        <w:rPr>
+          <w:rtl w:val="0"/>
+        </w:rPr>
+        <w:t xml:space="preserve">Function parameters should be ordered to reflect the conceptual structure of the API rather than incidental implementation details. Parameters should generally be declared in the following order:</w:t>
+      </w:r>
+    </w:p>
+    <w:p>
+      <w:pPr>
+        <w:numPr>
+          <w:ilvl w:val="2"/>
+          <w:numId w:val="2"/>
+        </w:numPr>
+        <w:ind w:left="2160" w:hanging="360"/>
+      </w:pPr>
+      <w:r>
+        <w:rPr>
+          <w:rtl w:val="0"/>
+        </w:rPr>
+        <w:t xml:space="preserve">Primary subject: the main object, entity, or resource the function conceptually acts upon.</w:t>
+      </w:r>
+    </w:p>
+    <w:p>
+      <w:pPr>
+        <w:numPr>
+          <w:ilvl w:val="2"/>
+          <w:numId w:val="2"/>
+        </w:numPr>
+        <w:ind w:left="2160" w:hanging="360"/>
+      </w:pPr>
+      <w:r>
+        <w:rPr>
+          <w:rtl w:val="0"/>
+        </w:rPr>
+        <w:t xml:space="preserve">Data being operated on: additional inputs that represent the information to be processed.</w:t>
+      </w:r>
+    </w:p>
+    <w:p>
+      <w:pPr>
+        <w:numPr>
+          <w:ilvl w:val="2"/>
+          <w:numId w:val="2"/>
+        </w:numPr>
+        <w:ind w:left="2160" w:hanging="360"/>
+      </w:pPr>
+      <w:r>
+        <w:rPr>
+          <w:rtl w:val="0"/>
+        </w:rPr>
+        <w:t xml:space="preserve">Configuration: flags, options, or settings that influence behavior.</w:t>
+      </w:r>
+    </w:p>
+    <w:p>
+      <w:pPr>
+        <w:numPr>
+          <w:ilvl w:val="2"/>
+          <w:numId w:val="2"/>
+        </w:numPr>
+        <w:ind w:left="2160" w:hanging="360"/>
+      </w:pPr>
+      <w:r>
+        <w:rPr>
+          <w:rtl w:val="0"/>
+        </w:rPr>
+        <w:t xml:space="preserve">Optional collaborators: auxiliary components such as loggers, callbacks, hooks, or observers.</w:t>
+      </w:r>
+    </w:p>
+    <w:p>
+      <w:pPr>
+        <w:numPr>
+          <w:ilvl w:val="1"/>
+          <w:numId w:val="2"/>
+        </w:numPr>
+        <w:ind w:left="1440" w:hanging="360"/>
+      </w:pPr>
+      <w:r>
+        <w:rPr>
+          <w:rtl w:val="0"/>
+        </w:rPr>
+        <w:t xml:space="preserve">This ordering should make the function's intent clearer at the call site and support more natural use of positional arguments while keeping optional or infrastructural concerns toward the end of the signature.</w:t>
+      </w:r>
+    </w:p>
+    <w:p>
+      <w:pPr>
+        <w:numPr>
+          <w:ilvl w:val="0"/>
+          <w:numId w:val="2"/>
+        </w:numPr>
+        <w:ind w:left="720" w:hanging="360"/>
+      </w:pPr>
+      <w:r>
+        <w:rPr>
+          <w:rtl w:val="0"/>
+        </w:rPr>
+        <w:t xml:space="preserve">Keyword-only Parameters:</w:t>
+      </w:r>
+    </w:p>
+    <w:p>
+      <w:pPr>
+        <w:numPr>
+          <w:ilvl w:val="1"/>
+          <w:numId w:val="2"/>
+        </w:numPr>
+        <w:ind w:left="1440" w:hanging="360"/>
+      </w:pPr>
+      <w:r>
+        <w:rPr>
+          <w:rtl w:val="0"/>
+        </w:rPr>
+        <w:t xml:space="preserve">Use keyword-only parameters (*) for public functions that accept multiple optional, boolean, or configuration-style arguments. This improves call-site clarity and prevents positional ambiguity.</w:t>
+      </w:r>
+    </w:p>
+    <w:p>
+      <w:pPr>
+        <w:numPr>
+          <w:ilvl w:val="1"/>
+          <w:numId w:val="2"/>
+        </w:numPr>
+        <w:ind w:left="1440" w:hanging="360"/>
+      </w:pPr>
+      <w:r>
+        <w:rPr>
+          <w:rtl w:val="0"/>
+        </w:rPr>
+        <w:t xml:space="preserve">Keyword-only parameters should be used when a parameter represents configuration, policy, or behavior control rather than primary data being operated on.</w:t>
+      </w:r>
+    </w:p>
+    <w:p>
+      <w:pPr>
+        <w:numPr>
+          <w:ilvl w:val="1"/>
+          <w:numId w:val="2"/>
+        </w:numPr>
+        <w:ind w:left="1440" w:hanging="360"/>
+      </w:pPr>
+      <w:r>
+        <w:rPr>
+          <w:rtl w:val="0"/>
+        </w:rPr>
+        <w:t xml:space="preserve">Do not use keyword-only parameters for simple required lookups where positional order is natural and consistent with established standard-library conventions (e.g., section, option).</w:t>
+      </w:r>
+    </w:p>
+    <w:p>
+      <w:pPr>
+        <w:numPr>
+          <w:ilvl w:val="1"/>
+          <w:numId w:val="2"/>
+        </w:numPr>
+        <w:ind w:left="1440" w:hanging="360"/>
+        <w:rPr>
+          <w:u w:val="none"/>
+        </w:rPr>
+      </w:pPr>
+      <w:r>
+        <w:rPr>
+          <w:rtl w:val="0"/>
+        </w:rPr>
+        <w:t xml:space="preserve">Prefer keyword-only parameters when a function accepts a primary subject followed by semantically different inputs whose meaning is not obvious positionally.</w:t>
+      </w:r>
+    </w:p>
+    <w:p>
+      <w:pPr>
+        <w:numPr>
+          <w:ilvl w:val="1"/>
+          <w:numId w:val="2"/>
+        </w:numPr>
+        <w:ind w:left="1440" w:hanging="360"/>
+        <w:rPr>
+          <w:u w:val="none"/>
+        </w:rPr>
+      </w:pPr>
+      <w:r>
+        <w:rPr>
+          <w:rtl w:val="0"/>
+        </w:rPr>
+        <w:t xml:space="preserve">Keyword-only parameters improve call-site readability when:</w:t>
+      </w:r>
+    </w:p>
+    <w:p>
+      <w:pPr>
+        <w:numPr>
+          <w:ilvl w:val="2"/>
+          <w:numId w:val="2"/>
+        </w:numPr>
+        <w:ind w:left="2160" w:hanging="360"/>
+      </w:pPr>
+      <w:r>
+        <w:rPr>
+          <w:rtl w:val="0"/>
+        </w:rPr>
+        <w:t xml:space="preserve">Multiple arguments share the same type (e.g., str, bool, int)</w:t>
+      </w:r>
+    </w:p>
+    <w:p>
+      <w:pPr>
+        <w:numPr>
+          <w:ilvl w:val="2"/>
+          <w:numId w:val="2"/>
+        </w:numPr>
+        <w:ind w:left="2160" w:hanging="360"/>
+      </w:pPr>
+      <w:r>
+        <w:rPr>
+          <w:rtl w:val="0"/>
+        </w:rPr>
+        <w:t xml:space="preserve">Boolean flags would otherwise be passed positionally</w:t>
+      </w:r>
+    </w:p>
+    <w:p>
+      <w:pPr>
+        <w:numPr>
+          <w:ilvl w:val="2"/>
+          <w:numId w:val="2"/>
+        </w:numPr>
+        <w:ind w:left="2160" w:hanging="360"/>
+      </w:pPr>
+      <w:r>
+        <w:rPr>
+          <w:rtl w:val="0"/>
+        </w:rPr>
+        <w:t xml:space="preserve">Defaulted parameters control non-obvious behavior</w:t>
+      </w:r>
+    </w:p>
+    <w:p>
+      <w:pPr>
+        <w:numPr>
+          <w:ilvl w:val="1"/>
+          <w:numId w:val="2"/>
+        </w:numPr>
+        <w:ind w:left="1440" w:hanging="360"/>
+        <w:rPr>
+          <w:u w:val="none"/>
+        </w:rPr>
+      </w:pPr>
+      <w:r>
+        <w:rPr>
+          <w:rtl w:val="0"/>
+        </w:rPr>
+        <w:t xml:space="preserve">Overuse of keyword-only parameters for trivial or self-evident arguments is discouraged; the goal is semantic clarity, not mechanical uniformity.</w:t>
+      </w:r>
+    </w:p>
+    <w:p>
+      <w:pPr>
+        <w:numPr>
+          <w:ilvl w:val="1"/>
+          <w:numId w:val="2"/>
+        </w:numPr>
+        <w:ind w:left="1440" w:hanging="360"/>
+      </w:pPr>
+      <w:r>
+        <w:rPr>
+          <w:b w:val="1"/>
+          <w:bCs w:val="1"/>
+          <w:rtl w:val="0"/>
+        </w:rPr>
+        <w:t xml:space="preserve">Evaluator Heuristic:</w:t>
+      </w:r>
+      <w:r>
+        <w:rPr>
+          <w:rtl w:val="0"/>
+        </w:rPr>
+        <w:t xml:space="preserve"> When a function has three or more parameters and more than one is optional or configuration-like, keyword-only parameters should generally be used unless positional order is both conventional and unambiguous.</w:t>
+      </w:r>
+    </w:p>
+    <w:p>
+      <w:pPr>
+        <w:numPr>
+          <w:ilvl w:val="0"/>
+          <w:numId w:val="2"/>
+        </w:numPr>
+        <w:ind w:left="720" w:hanging="360"/>
+      </w:pPr>
+      <w:r>
+        <w:rPr>
+          <w:rtl w:val="0"/>
+        </w:rPr>
+        <w:t xml:space="preserve">Avoid reassigning function parameters unless the function is very short and the intent is immediately obvious; instead, use local variables for transformations or intermediate values.</w:t>
+      </w:r>
+    </w:p>
+    <w:p>
+      <w:pPr>
+        <w:rPr/>
+      </w:pPr>
+      <w:r>
+        <w:rPr>
+          <w:rtl w:val="0"/>
+        </w:rPr>
+      </w:r>
+    </w:p>
+    <w:p>
+      <w:pPr>
+        <w:rPr>
+          <w:b w:val="1"/>
+          <w:bCs w:val="1"/>
+        </w:rPr>
+      </w:pPr>
+      <w:r>
+        <w:rPr>
+          <w:b w:val="1"/>
+          <w:bCs w:val="1"/>
           <w:rtl w:val="0"/>
         </w:rPr>
         <w:t xml:space="preserve">Naming Conventions</w:t>
@@ -985,6 +1364,24 @@
           <w:rtl w:val="0"/>
         </w:rPr>
         <w:t xml:space="preserve">Side effects should be explicit, minimal, and well-documented.</w:t>
+      </w:r>
+    </w:p>
+    <w:p>
+      <w:pPr>
+        <w:numPr>
+          <w:ilvl w:val="0"/>
+          <w:numId w:val="7"/>
+        </w:numPr>
+        <w:ind w:left="720" w:hanging="360"/>
+        <w:rPr>
+          <w:u w:val="none"/>
+        </w:rPr>
+      </w:pPr>
+      <w:r>
+        <w:rPr>
+          <w:rtl w:val="0"/>
+        </w:rPr>
+        <w:t xml:space="preserve">Shared mutable module state must be accessed using module imports to preserve semantic correctness.</w:t>
       </w:r>
     </w:p>
     <w:p>

--- a/docs/CodeEvaluationRubric-DesignGuidelines.docx
+++ b/docs/CodeEvaluationRubric-DesignGuidelines.docx
@@ -4725,6 +4725,51 @@
           <w:rtl w:val="0"/>
         </w:rPr>
         <w:t xml:space="preserve">Never mix implicitly concatenated strings with commas unless tuple construction is intentional.</w:t>
+      </w:r>
+    </w:p>
+    <w:p>
+      <w:pPr>
+        <w:numPr>
+          <w:ilvl w:val="2"/>
+          <w:numId w:val="7"/>
+        </w:numPr>
+        <w:ind w:left="2160" w:hanging="360"/>
+        <w:rPr>
+          <w:u w:val="none"/>
+        </w:rPr>
+      </w:pPr>
+      <w:r>
+        <w:rPr>
+          <w:rtl w:val="0"/>
+        </w:rPr>
+        <w:t xml:space="preserve">F-strings are appropriate for inline formatting passed to print(), .replace(), logging, and similar functions, when interpolation improves clarity.</w:t>
+      </w:r>
+    </w:p>
+    <w:p>
+      <w:pPr>
+        <w:numPr>
+          <w:ilvl w:val="2"/>
+          <w:numId w:val="7"/>
+        </w:numPr>
+        <w:ind w:left="2160" w:hanging="360"/>
+        <w:rPr>
+          <w:u w:val="none"/>
+        </w:rPr>
+      </w:pPr>
+      <w:r>
+        <w:rPr>
+          <w:b w:val="1"/>
+          <w:bCs w:val="1"/>
+          <w:rtl w:val="0"/>
+        </w:rPr>
+        <w:t xml:space="preserve">Evaluator Heuristic:</w:t>
+      </w:r>
+      <w:r>
+        <w:rPr>
+          <w:rFonts w:ascii="Arial Unicode MS" w:cs="Arial Unicode MS" w:eastAsia="Arial Unicode MS" w:hAnsi="Arial Unicode MS"/>
+          <w:rtl w:val="0"/>
+        </w:rPr>
+        <w:t xml:space="preserve"> An inline f-string is acceptable when it represents a single logical unit and remains readable. If it contains three or more semantic segments (e.g., style → value → reset) or begins to wrap, prefer implicit concatenation or a named local variable for the formatted value.</w:t>
       </w:r>
     </w:p>
     <w:p>

--- a/docs/CodeEvaluationRubric-DesignGuidelines.docx
+++ b/docs/CodeEvaluationRubric-DesignGuidelines.docx
@@ -994,6 +994,24 @@
           <w:numId w:val="1"/>
         </w:numPr>
         <w:ind w:left="1440" w:hanging="360"/>
+        <w:rPr>
+          <w:u w:val="none"/>
+        </w:rPr>
+      </w:pPr>
+      <w:r>
+        <w:rPr>
+          <w:rtl w:val="0"/>
+        </w:rPr>
+        <w:t xml:space="preserve">Function names should describe the semantic result of the operation rather than the serialization format, parsing mechanism, or internal representation used to produce it.</w:t>
+      </w:r>
+    </w:p>
+    <w:p>
+      <w:pPr>
+        <w:numPr>
+          <w:ilvl w:val="1"/>
+          <w:numId w:val="1"/>
+        </w:numPr>
+        <w:ind w:left="1440" w:hanging="360"/>
       </w:pPr>
       <w:r>
         <w:rPr>
@@ -3720,7 +3738,7 @@
         <w:rPr>
           <w:rtl w:val="0"/>
         </w:rPr>
-        <w:t xml:space="preserve">reStructuredText is the preferred style, though NumPy or Google styles are acceptable alternatives if used consistently.</w:t>
+        <w:t xml:space="preserve">Google style is the preferred style, though NumPy or reStructuredText styles are acceptable alternatives if used consistently.</w:t>
       </w:r>
     </w:p>
     <w:p>
@@ -4408,6 +4426,24 @@
           <w:rtl w:val="0"/>
         </w:rPr>
         <w:t xml:space="preserve">If additional wording would not change how a competent caller uses the function, it is likely unnecessary.</w:t>
+      </w:r>
+    </w:p>
+    <w:p>
+      <w:pPr>
+        <w:numPr>
+          <w:ilvl w:val="1"/>
+          <w:numId w:val="9"/>
+        </w:numPr>
+        <w:ind w:left="1440" w:hanging="360"/>
+        <w:rPr>
+          <w:u w:val="none"/>
+        </w:rPr>
+      </w:pPr>
+      <w:r>
+        <w:rPr>
+          <w:rtl w:val="0"/>
+        </w:rPr>
+        <w:t xml:space="preserve">The docstring describes observable behavior rather than internal implementation details. The implementation could change without requiring the docstring to change.</w:t>
       </w:r>
       <w:r>
         <w:rPr>
